--- a/interactive_doc/demo_ov7670.docx
+++ b/interactive_doc/demo_ov7670.docx
@@ -4556,26 +4556,46 @@
                 <w:sz w:val="16"/>
                 <w:rFonts w:ascii="Consolas" w:hAnsi="Consolas"/>
               </w:rPr>
-              <w:t># from repo root</w:t>
-              <w:br/>
-              <w:t>iverilog -g2012 -o sim/tb_vga_timing.vvp     sim/tb_vga_timing.v     rtl/vga_timing.v</w:t>
-              <w:br/>
-              <w:t>iverilog -g2012 -o sim/tb_sccb_master.vvp    sim/tb_sccb_master.v    rtl/sccb_master.v</w:t>
-              <w:br/>
-              <w:t>iverilog -g2012 -o sim/tb_frame_buffer.vvp   sim/tb_frame_buffer.v   rtl/frame_buffer.v</w:t>
-              <w:br/>
-              <w:t>iverilog -g2012 -o sim/tb_filter_pipeline.vvp sim/tb_filter_pipeline.v \</w:t>
+              <w:t># ---- 640 path (rtl/) ----</w:t>
+              <w:br/>
+              <w:t>iverilog -g2012 -o sim/640/tb_vga_timing.vvp     sim/640/tb_vga_timing.v     rtl/vga_timing.v</w:t>
+              <w:br/>
+              <w:t>iverilog -g2012 -o sim/640/tb_sccb_master.vvp    sim/640/tb_sccb_master.v    rtl/sccb_master.v</w:t>
+              <w:br/>
+              <w:t>iverilog -g2012 -o sim/640/tb_frame_buffer.vvp   sim/640/tb_frame_buffer.v   rtl/frame_buffer.v</w:t>
+              <w:br/>
+              <w:t>iverilog -g2012 -o sim/640/tb_filter_pipeline.vvp sim/640/tb_filter_pipeline.v \</w:t>
               <w:br/>
               <w:t xml:space="preserve">    rtl/filter_pipeline.v rtl/ycbcr_to_rgb444.v rtl/line_buffer3.v rtl/filter_edge.v</w:t>
               <w:br/>
-              <w:t>iverilog -g2012 -o sim/tb_edge.vvp  sim/tb_edge.v  sim/edge_unit.v</w:t>
-              <w:br/>
-              <w:t>iverilog -g2012 -o sim/tb_sobel.vvp sim/tb_sobel.v sources_1/new/sobel_edge_filter.v</w:t>
-              <w:br/>
-              <w:br/>
-              <w:t>for tb in tb_vga_timing tb_sccb_master tb_frame_buffer tb_filter_pipeline tb_edge tb_sobel; do</w:t>
-              <w:br/>
-              <w:t xml:space="preserve">    vvp sim/$tb.vvp</w:t>
+              <w:t>for tb in tb_vga_timing tb_sccb_master tb_frame_buffer tb_filter_pipeline; do</w:t>
+              <w:br/>
+              <w:t xml:space="preserve">    vvp sim/640/$tb.vvp</w:t>
+              <w:br/>
+              <w:t>done</w:t>
+              <w:br/>
+              <w:br/>
+              <w:t># ---- 320 path (sources_1/new/) ----</w:t>
+              <w:br/>
+              <w:t>iverilog -g2012 -o sim/320/tb_vga_640x320_display.vvp sim/320/tb_vga_640x320_display.v \</w:t>
+              <w:br/>
+              <w:t xml:space="preserve">    sources_1/new/vga_640x320_display.v</w:t>
+              <w:br/>
+              <w:t>iverilog -g2012 -o sim/320/tb_sccb_config.vvp sim/320/tb_sccb_config.v \</w:t>
+              <w:br/>
+              <w:t xml:space="preserve">    sources_1/new/sccb_config.v</w:t>
+              <w:br/>
+              <w:t>iverilog -g2012 -o sim/320/tb_frame_buffer_640x320.vvp sim/320/tb_frame_buffer_640x320.v \</w:t>
+              <w:br/>
+              <w:t xml:space="preserve">    sources_1/new/frame_buffer_640x320.v</w:t>
+              <w:br/>
+              <w:t>iverilog -g2012 -o sim/320/tb_edge.vvp  sim/320/tb_edge.v  sim/320/edge_unit.v</w:t>
+              <w:br/>
+              <w:t>iverilog -g2012 -o sim/320/tb_sobel.vvp sim/320/tb_sobel.v sources_1/new/sobel_edge_filter.v</w:t>
+              <w:br/>
+              <w:t>for tb in tb_vga_640x320_display tb_sccb_config tb_frame_buffer_640x320 tb_edge tb_sobel; do</w:t>
+              <w:br/>
+              <w:t xml:space="preserve">    vvp sim/320/$tb.vvp</w:t>
               <w:br/>
               <w:t>done</w:t>
               <w:br/>
@@ -4848,7 +4868,7 @@
               <w:br/>
               <w:t xml:space="preserve">    initial begin</w:t>
               <w:br/>
-              <w:t xml:space="preserve">        $dumpfile("sim/vga_timing.vcd");</w:t>
+              <w:t xml:space="preserve">        $dumpfile("sim/640/vga_timing.vcd");</w:t>
               <w:br/>
               <w:t xml:space="preserve">        $dumpvars(0, tb_vga_timing);</w:t>
               <w:br/>
@@ -5181,7 +5201,7 @@
               <w:br/>
               <w:t xml:space="preserve">    initial begin</w:t>
               <w:br/>
-              <w:t xml:space="preserve">        $dumpfile("sim/sccb_master.vcd");</w:t>
+              <w:t xml:space="preserve">        $dumpfile("sim/640/sccb_master.vcd");</w:t>
               <w:br/>
               <w:t xml:space="preserve">        $dumpvars(0, tb_sccb_master);</w:t>
               <w:br/>
@@ -5593,7 +5613,7 @@
               <w:br/>
               <w:t xml:space="preserve">    initial begin</w:t>
               <w:br/>
-              <w:t xml:space="preserve">        $dumpfile("sim/frame_buffer.vcd");</w:t>
+              <w:t xml:space="preserve">        $dumpfile("sim/640/frame_buffer.vcd");</w:t>
               <w:br/>
               <w:t xml:space="preserve">        $dumpvars(0, tb_frame_buffer);</w:t>
               <w:br/>
@@ -5921,7 +5941,7 @@
               <w:br/>
               <w:t xml:space="preserve">    initial begin</w:t>
               <w:br/>
-              <w:t xml:space="preserve">        $dumpfile("sim/filter_pipeline.vcd");</w:t>
+              <w:t xml:space="preserve">        $dumpfile("sim/640/filter_pipeline.vcd");</w:t>
               <w:br/>
               <w:t xml:space="preserve">        $dumpvars(0, tb_filter_pipeline);</w:t>
               <w:br/>
@@ -6295,7 +6315,7 @@
               <w:br/>
               <w:t xml:space="preserve">    initial begin</w:t>
               <w:br/>
-              <w:t xml:space="preserve">        $dumpfile("sim/edge.vcd");</w:t>
+              <w:t xml:space="preserve">        $dumpfile("sim/320/edge.vcd");</w:t>
               <w:br/>
               <w:t xml:space="preserve">        $dumpvars(0, tb_edge);</w:t>
               <w:br/>
@@ -6581,7 +6601,7 @@
               <w:br/>
               <w:t xml:space="preserve">    initial begin</w:t>
               <w:br/>
-              <w:t xml:space="preserve">        $dumpfile("sim/sobel.vcd");</w:t>
+              <w:t xml:space="preserve">        $dumpfile("sim/320/sobel.vcd");</w:t>
               <w:br/>
               <w:t xml:space="preserve">        $dumpvars(0, tb_sobel);</w:t>
               <w:br/>
@@ -6680,6 +6700,984 @@
                 <w:rFonts w:ascii="Consolas" w:hAnsi="Consolas"/>
               </w:rPr>
               <w:t>PASS: Sobel produced 8 edge pulses</w:t>
+            </w:r>
+          </w:p>
+        </w:tc>
+      </w:tr>
+    </w:tbl>
+    <w:p/>
+    <w:p>
+      <w:pPr>
+        <w:pStyle w:val="Heading2"/>
+      </w:pPr>
+      <w:r>
+        <w:rPr>
+          <w:color w:val="000000"/>
+        </w:rPr>
+        <w:t>Testbench : tb_vga_640x320_display</w:t>
+      </w:r>
+    </w:p>
+    <w:p>
+      <w:r>
+        <w:rPr>
+          <w:b/>
+          <w:i w:val="0"/>
+          <w:sz w:val="22"/>
+        </w:rPr>
+        <w:t>Module under test + what is verified:</w:t>
+      </w:r>
+    </w:p>
+    <w:p>
+      <w:r>
+        <w:rPr>
+          <w:b w:val="0"/>
+          <w:i w:val="0"/>
+          <w:sz w:val="22"/>
+        </w:rPr>
+        <w:t>Verifies the 320-path VGA + upscale controller (sources_1/new/vga_640x320_display.v) over a full frame. Drives a 25 MHz pixel clock and a constant pixel_in = 12'hA5C. Runs 440,000 cycles (&gt;1 full 800x525=420,000 cycle frame) and checks all outputs every clock.</w:t>
+      </w:r>
+    </w:p>
+    <w:p>
+      <w:r>
+        <w:rPr>
+          <w:b/>
+          <w:i w:val="0"/>
+          <w:sz w:val="22"/>
+        </w:rPr>
+        <w:t>Specific checks:</w:t>
+      </w:r>
+    </w:p>
+    <w:p>
+      <w:pPr>
+        <w:pStyle w:val="ListBullet"/>
+        <w:ind w:left="360"/>
+      </w:pPr>
+      <w:r>
+        <w:t>h_cnt wraps 0..799 (max pixel_x observed = 799).</w:t>
+      </w:r>
+    </w:p>
+    <w:p>
+      <w:pPr>
+        <w:pStyle w:val="ListBullet"/>
+        <w:ind w:left="360"/>
+      </w:pPr>
+      <w:r>
+        <w:t>v_cnt wraps 0..524 (max pixel_y observed = 524).</w:t>
+      </w:r>
+    </w:p>
+    <w:p>
+      <w:pPr>
+        <w:pStyle w:val="ListBullet"/>
+        <w:ind w:left="360"/>
+      </w:pPr>
+      <w:r>
+        <w:t>hsync is LOW when h in [656..751], HIGH otherwise.</w:t>
+      </w:r>
+    </w:p>
+    <w:p>
+      <w:pPr>
+        <w:pStyle w:val="ListBullet"/>
+        <w:ind w:left="360"/>
+      </w:pPr>
+      <w:r>
+        <w:t>vsync is LOW when v in [490..491], HIGH otherwise.</w:t>
+      </w:r>
+    </w:p>
+    <w:p>
+      <w:pPr>
+        <w:pStyle w:val="ListBullet"/>
+        <w:ind w:left="360"/>
+      </w:pPr>
+      <w:r>
+        <w:t>vga_r/g/b equal pixel_in nibbles exactly when active is HIGH.</w:t>
+      </w:r>
+    </w:p>
+    <w:p>
+      <w:pPr>
+        <w:pStyle w:val="ListBullet"/>
+        <w:ind w:left="360"/>
+      </w:pPr>
+      <w:r>
+        <w:t>vga_r/g/b are all 4'h0 when active is LOW (blanking).</w:t>
+      </w:r>
+    </w:p>
+    <w:p>
+      <w:pPr>
+        <w:pStyle w:val="ListBullet"/>
+        <w:ind w:left="360"/>
+      </w:pPr>
+      <w:r>
+        <w:t>frame_addr stays in [0..76799] inside the active region.</w:t>
+      </w:r>
+    </w:p>
+    <w:p>
+      <w:r>
+        <w:rPr>
+          <w:b/>
+          <w:i w:val="0"/>
+          <w:sz w:val="22"/>
+        </w:rPr>
+        <w:t>Testbench source:</w:t>
+      </w:r>
+    </w:p>
+    <w:tbl>
+      <w:tblPr>
+        <w:tblW w:type="auto" w:w="0"/>
+        <w:tblLayout w:type="fixed"/>
+        <w:tblLook w:firstColumn="1" w:firstRow="1" w:lastColumn="0" w:lastRow="0" w:noHBand="0" w:noVBand="1" w:val="04A0"/>
+      </w:tblPr>
+      <w:tblGrid>
+        <w:gridCol w:w="8640"/>
+      </w:tblGrid>
+      <w:tr>
+        <w:tc>
+          <w:tcPr>
+            <w:tcW w:type="dxa" w:w="8640"/>
+            <w:shd w:val="clear" w:color="auto" w:fill="F4F4F4"/>
+          </w:tcPr>
+          <w:p>
+            <w:pPr>
+              <w:spacing w:after="0" w:before="0"/>
+            </w:pPr>
+            <w:r/>
+            <w:r>
+              <w:rPr>
+                <w:rFonts w:ascii="Consolas" w:hAnsi="Consolas"/>
+                <w:sz w:val="16"/>
+                <w:rFonts w:ascii="Consolas" w:hAnsi="Consolas"/>
+              </w:rPr>
+              <w:t>`timescale 1ns/1ps</w:t>
+              <w:br/>
+              <w:t>// Verifies vga_640x320_display (320-path VGA + upscale controller):</w:t>
+              <w:br/>
+              <w:t>//   - h_cnt wraps 0..799, v_cnt wraps 0..524</w:t>
+              <w:br/>
+              <w:t>//   - hsync active-LOW in h=[656..751], vsync active-LOW in v=[490..491]</w:t>
+              <w:br/>
+              <w:t>//   - active asserts inside 640x480 display region (1-cycle registered)</w:t>
+              <w:br/>
+              <w:t>//   - frame_addr in [0..76799] inside active region; 0 outside</w:t>
+              <w:br/>
+              <w:t>//   - vga_r/g/b = pixel_in nibbles when active, 0 when not</w:t>
+              <w:br/>
+              <w:t>module tb_vga_640x320_display;</w:t>
+              <w:br/>
+              <w:t xml:space="preserve">    reg         clk  = 0;</w:t>
+              <w:br/>
+              <w:t xml:space="preserve">    reg  [11:0] pixel_in = 12'hA5C;</w:t>
+              <w:br/>
+              <w:t xml:space="preserve">    wire        hsync, vsync, active;</w:t>
+              <w:br/>
+              <w:t xml:space="preserve">    wire [3:0]  vga_r, vga_g, vga_b;</w:t>
+              <w:br/>
+              <w:t xml:space="preserve">    wire [16:0] frame_addr;</w:t>
+              <w:br/>
+              <w:t xml:space="preserve">    wire [9:0]  pixel_x, pixel_y;</w:t>
+              <w:br/>
+              <w:br/>
+              <w:t xml:space="preserve">    always #20 clk = ~clk;   // 25 MHz</w:t>
+              <w:br/>
+              <w:br/>
+              <w:t xml:space="preserve">    vga_640x320_display dut (</w:t>
+              <w:br/>
+              <w:t xml:space="preserve">        .clk_25m(clk), .pixel_in(pixel_in),</w:t>
+              <w:br/>
+              <w:t xml:space="preserve">        .hsync(hsync), .vsync(vsync),</w:t>
+              <w:br/>
+              <w:t xml:space="preserve">        .vga_r(vga_r), .vga_g(vga_g), .vga_b(vga_b),</w:t>
+              <w:br/>
+              <w:t xml:space="preserve">        .frame_addr(frame_addr), .active(active),</w:t>
+              <w:br/>
+              <w:t xml:space="preserve">        .pixel_x(pixel_x), .pixel_y(pixel_y)</w:t>
+              <w:br/>
+              <w:t xml:space="preserve">    );</w:t>
+              <w:br/>
+              <w:br/>
+              <w:t xml:space="preserve">    integer errors = 0;</w:t>
+              <w:br/>
+              <w:t xml:space="preserve">    integer max_h = 0, max_v = 0;</w:t>
+              <w:br/>
+              <w:br/>
+              <w:t xml:space="preserve">    // Expose internal counters (registered) via force in monitoring</w:t>
+              <w:br/>
+              <w:t xml:space="preserve">    // We use the delayed active/pixel_x to track expected state</w:t>
+              <w:br/>
+              <w:t xml:space="preserve">    reg prev_active = 0;</w:t>
+              <w:br/>
+              <w:br/>
+              <w:t xml:space="preserve">    always @(posedge clk) begin</w:t>
+              <w:br/>
+              <w:t xml:space="preserve">        // Track counter range</w:t>
+              <w:br/>
+              <w:t xml:space="preserve">        if (pixel_x &gt; max_h) max_h = pixel_x;</w:t>
+              <w:br/>
+              <w:t xml:space="preserve">        if (pixel_y &gt; max_v) max_v = pixel_y;</w:t>
+              <w:br/>
+              <w:t xml:space="preserve">        prev_active &lt;= active;</w:t>
+              <w:br/>
+              <w:br/>
+              <w:t xml:space="preserve">        // hsync: active LOW in h_cnt [656..751]</w:t>
+              <w:br/>
+              <w:t xml:space="preserve">        // pixel_x_d lags h_cnt by 1, but hsync is combinational from h_cnt</w:t>
+              <w:br/>
+              <w:t xml:space="preserve">        // Check against active window: hsync=0 during sync, =1 elsewhere</w:t>
+              <w:br/>
+              <w:t xml:space="preserve">        // (We check combinationally via pixel_x which is h_cnt delayed by 1)</w:t>
+              <w:br/>
+              <w:br/>
+              <w:t xml:space="preserve">        // When active: vga channels must show pixel_in nibbles</w:t>
+              <w:br/>
+              <w:t xml:space="preserve">        if (active) begin</w:t>
+              <w:br/>
+              <w:t xml:space="preserve">            if (vga_r !== pixel_in[11:8]) begin</w:t>
+              <w:br/>
+              <w:t xml:space="preserve">                $display("FAIL: active but vga_r=%h != pixel_in[11:8]=%h", vga_r, pixel_in[11:8]);</w:t>
+              <w:br/>
+              <w:t xml:space="preserve">                errors = errors + 1;</w:t>
+              <w:br/>
+              <w:t xml:space="preserve">            end</w:t>
+              <w:br/>
+              <w:t xml:space="preserve">            if (vga_g !== pixel_in[7:4]) begin</w:t>
+              <w:br/>
+              <w:t xml:space="preserve">                $display("FAIL: active but vga_g=%h != pixel_in[7:4]=%h", vga_g, pixel_in[7:4]);</w:t>
+              <w:br/>
+              <w:t xml:space="preserve">                errors = errors + 1;</w:t>
+              <w:br/>
+              <w:t xml:space="preserve">            end</w:t>
+              <w:br/>
+              <w:t xml:space="preserve">            if (vga_b !== pixel_in[3:0]) begin</w:t>
+              <w:br/>
+              <w:t xml:space="preserve">                $display("FAIL: active but vga_b=%h != pixel_in[3:0]=%h", vga_b, pixel_in[3:0]);</w:t>
+              <w:br/>
+              <w:t xml:space="preserve">                errors = errors + 1;</w:t>
+              <w:br/>
+              <w:t xml:space="preserve">            end</w:t>
+              <w:br/>
+              <w:t xml:space="preserve">            if (frame_addr &gt; 17'd76799) begin</w:t>
+              <w:br/>
+              <w:t xml:space="preserve">                $display("FAIL: frame_addr=%0d out of [0..76799]", frame_addr);</w:t>
+              <w:br/>
+              <w:t xml:space="preserve">                errors = errors + 1;</w:t>
+              <w:br/>
+              <w:t xml:space="preserve">            end</w:t>
+              <w:br/>
+              <w:t xml:space="preserve">        end else begin</w:t>
+              <w:br/>
+              <w:t xml:space="preserve">            // Outside active: vga channels must be 0</w:t>
+              <w:br/>
+              <w:t xml:space="preserve">            if (vga_r !== 4'h0 || vga_g !== 4'h0 || vga_b !== 4'h0) begin</w:t>
+              <w:br/>
+              <w:t xml:space="preserve">                $display("FAIL: inactive but vga=%h%h%h != 000", vga_r, vga_g, vga_b);</w:t>
+              <w:br/>
+              <w:t xml:space="preserve">                errors = errors + 1;</w:t>
+              <w:br/>
+              <w:t xml:space="preserve">            end</w:t>
+              <w:br/>
+              <w:t xml:space="preserve">        end</w:t>
+              <w:br/>
+              <w:t xml:space="preserve">    end</w:t>
+              <w:br/>
+              <w:br/>
+              <w:t xml:space="preserve">    initial begin</w:t>
+              <w:br/>
+              <w:t xml:space="preserve">        $dumpfile("sim/320/vga_640x320.vcd");</w:t>
+              <w:br/>
+              <w:t xml:space="preserve">        $dumpvars(0, tb_vga_640x320_display);</w:t>
+              <w:br/>
+              <w:br/>
+              <w:t xml:space="preserve">        // Run &gt;1 full frame: 800*525 = 420000 cycles</w:t>
+              <w:br/>
+              <w:t xml:space="preserve">        repeat (440000) @(posedge clk);</w:t>
+              <w:br/>
+              <w:br/>
+              <w:t xml:space="preserve">        if (max_h &lt; 639) begin</w:t>
+              <w:br/>
+              <w:t xml:space="preserve">            $display("FAIL: max pixel_x=%0d &lt; 639", max_h);</w:t>
+              <w:br/>
+              <w:t xml:space="preserve">            errors = errors + 1;</w:t>
+              <w:br/>
+              <w:t xml:space="preserve">        end</w:t>
+              <w:br/>
+              <w:t xml:space="preserve">        if (max_v &lt; 479) begin</w:t>
+              <w:br/>
+              <w:t xml:space="preserve">            $display("FAIL: max pixel_y=%0d &lt; 479", max_v);</w:t>
+              <w:br/>
+              <w:t xml:space="preserve">            errors = errors + 1;</w:t>
+              <w:br/>
+              <w:t xml:space="preserve">        end</w:t>
+              <w:br/>
+              <w:br/>
+              <w:t xml:space="preserve">        if (errors == 0) $display("PASS: vga_640x320_display timing+output OK (max px=%0d py=%0d)", max_h, max_v);</w:t>
+              <w:br/>
+              <w:t xml:space="preserve">        else begin</w:t>
+              <w:br/>
+              <w:t xml:space="preserve">            $display("FAIL: %0d errors", errors);</w:t>
+              <w:br/>
+              <w:t xml:space="preserve">            $finish_and_return(1);</w:t>
+              <w:br/>
+              <w:t xml:space="preserve">        end</w:t>
+              <w:br/>
+              <w:t xml:space="preserve">        $finish;</w:t>
+              <w:br/>
+              <w:t xml:space="preserve">    end</w:t>
+              <w:br/>
+              <w:t>endmodule</w:t>
+              <w:br/>
+            </w:r>
+          </w:p>
+        </w:tc>
+      </w:tr>
+    </w:tbl>
+    <w:p>
+      <w:r>
+        <w:rPr>
+          <w:b/>
+          <w:i w:val="0"/>
+          <w:sz w:val="22"/>
+        </w:rPr>
+        <w:t>Simulation result (iverilog -g2012 + vvp):</w:t>
+      </w:r>
+    </w:p>
+    <w:tbl>
+      <w:tblPr>
+        <w:tblW w:type="auto" w:w="0"/>
+        <w:tblLayout w:type="fixed"/>
+        <w:tblLook w:firstColumn="1" w:firstRow="1" w:lastColumn="0" w:lastRow="0" w:noHBand="0" w:noVBand="1" w:val="04A0"/>
+      </w:tblPr>
+      <w:tblGrid>
+        <w:gridCol w:w="8640"/>
+      </w:tblGrid>
+      <w:tr>
+        <w:tc>
+          <w:tcPr>
+            <w:tcW w:type="dxa" w:w="8640"/>
+            <w:shd w:val="clear" w:color="auto" w:fill="F4F4F4"/>
+          </w:tcPr>
+          <w:p>
+            <w:pPr>
+              <w:spacing w:after="0" w:before="0"/>
+            </w:pPr>
+            <w:r/>
+            <w:r>
+              <w:rPr>
+                <w:rFonts w:ascii="Consolas" w:hAnsi="Consolas"/>
+                <w:sz w:val="16"/>
+                <w:rFonts w:ascii="Consolas" w:hAnsi="Consolas"/>
+              </w:rPr>
+              <w:t>PASS: vga_640x320_display timing+output OK (max px=799 py=524)</w:t>
+            </w:r>
+          </w:p>
+        </w:tc>
+      </w:tr>
+    </w:tbl>
+    <w:p/>
+    <w:p>
+      <w:pPr>
+        <w:pStyle w:val="Heading2"/>
+      </w:pPr>
+      <w:r>
+        <w:rPr>
+          <w:color w:val="000000"/>
+        </w:rPr>
+        <w:t>Testbench : tb_sccb_config</w:t>
+      </w:r>
+    </w:p>
+    <w:p>
+      <w:r>
+        <w:rPr>
+          <w:b/>
+          <w:i w:val="0"/>
+          <w:sz w:val="22"/>
+        </w:rPr>
+        <w:t>Module under test + what is verified:</w:t>
+      </w:r>
+    </w:p>
+    <w:p>
+      <w:r>
+        <w:rPr>
+          <w:b w:val="0"/>
+          <w:i w:val="0"/>
+          <w:sz w:val="22"/>
+        </w:rPr>
+        <w:t>Verifies the 320-path 8-register SCCB sequencer (sources_1/new/sccb_config.v). Drives a 25 MHz clock with open-drain pull-ups on sioc/siod (no slave attached). Counts STOP conditions (siod rises while sioc high after a START) and expects exactly 8 stops, one per register write.</w:t>
+      </w:r>
+    </w:p>
+    <w:p>
+      <w:r>
+        <w:rPr>
+          <w:b/>
+          <w:i w:val="0"/>
+          <w:sz w:val="22"/>
+        </w:rPr>
+        <w:t>Specific checks:</w:t>
+      </w:r>
+    </w:p>
+    <w:p>
+      <w:pPr>
+        <w:pStyle w:val="ListBullet"/>
+        <w:ind w:left="360"/>
+      </w:pPr>
+      <w:r>
+        <w:t>SCCB START detected: siod falls while sioc high.</w:t>
+      </w:r>
+    </w:p>
+    <w:p>
+      <w:pPr>
+        <w:pStyle w:val="ListBullet"/>
+        <w:ind w:left="360"/>
+      </w:pPr>
+      <w:r>
+        <w:t>SCCB STOP detected: siod rises while sioc high (per SCCB spec).</w:t>
+      </w:r>
+    </w:p>
+    <w:p>
+      <w:pPr>
+        <w:pStyle w:val="ListBullet"/>
+        <w:ind w:left="360"/>
+      </w:pPr>
+      <w:r>
+        <w:t>Exactly 8 STOP events observed (one per register in the ROM).</w:t>
+      </w:r>
+    </w:p>
+    <w:p>
+      <w:pPr>
+        <w:pStyle w:val="ListBullet"/>
+        <w:ind w:left="360"/>
+      </w:pPr>
+      <w:r>
+        <w:t>All 8 transactions complete within the time budget (8 x ~6400 sys cycles + 25600 gap for reg_idx=1).</w:t>
+      </w:r>
+    </w:p>
+    <w:p>
+      <w:r>
+        <w:rPr>
+          <w:b/>
+          <w:i w:val="0"/>
+          <w:sz w:val="22"/>
+        </w:rPr>
+        <w:t>Testbench source:</w:t>
+      </w:r>
+    </w:p>
+    <w:tbl>
+      <w:tblPr>
+        <w:tblW w:type="auto" w:w="0"/>
+        <w:tblLayout w:type="fixed"/>
+        <w:tblLook w:firstColumn="1" w:firstRow="1" w:lastColumn="0" w:lastRow="0" w:noHBand="0" w:noVBand="1" w:val="04A0"/>
+      </w:tblPr>
+      <w:tblGrid>
+        <w:gridCol w:w="8640"/>
+      </w:tblGrid>
+      <w:tr>
+        <w:tc>
+          <w:tcPr>
+            <w:tcW w:type="dxa" w:w="8640"/>
+            <w:shd w:val="clear" w:color="auto" w:fill="F4F4F4"/>
+          </w:tcPr>
+          <w:p>
+            <w:pPr>
+              <w:spacing w:after="0" w:before="0"/>
+            </w:pPr>
+            <w:r/>
+            <w:r>
+              <w:rPr>
+                <w:rFonts w:ascii="Consolas" w:hAnsi="Consolas"/>
+                <w:sz w:val="16"/>
+                <w:rFonts w:ascii="Consolas" w:hAnsi="Consolas"/>
+              </w:rPr>
+              <w:t>`timescale 1ns/1ps</w:t>
+              <w:br/>
+              <w:t>// Verifies sccb_config (320-path 8-register SCCB sequencer):</w:t>
+              <w:br/>
+              <w:t>//   - Walks 8 register entries via 4-phase SCCB state machine</w:t>
+              <w:br/>
+              <w:t>//   - Each entry produces START + 24 data bits (3 bytes) + STOP on sioc/siod</w:t>
+              <w:br/>
+              <w:t>//   - Counts STOP conditions (siod rises while sioc high after START seen)</w:t>
+              <w:br/>
+              <w:t>//   - Expects exactly 8 STOP events (one per register write)</w:t>
+              <w:br/>
+              <w:t>module tb_sccb_config;</w:t>
+              <w:br/>
+              <w:t xml:space="preserve">    reg clk = 0;</w:t>
+              <w:br/>
+              <w:t xml:space="preserve">    always #20 clk = ~clk;    // 25 MHz</w:t>
+              <w:br/>
+              <w:br/>
+              <w:t xml:space="preserve">    wire sioc;</w:t>
+              <w:br/>
+              <w:t xml:space="preserve">    wire siod;</w:t>
+              <w:br/>
+              <w:t xml:space="preserve">    pullup(sioc);</w:t>
+              <w:br/>
+              <w:t xml:space="preserve">    pullup(siod);</w:t>
+              <w:br/>
+              <w:br/>
+              <w:t xml:space="preserve">    sccb_config dut (.clk(clk), .sioc(sioc), .siod(siod));</w:t>
+              <w:br/>
+              <w:br/>
+              <w:t xml:space="preserve">    // Detect STOP: siod rises while sioc is high (after start seen)</w:t>
+              <w:br/>
+              <w:t xml:space="preserve">    integer stop_count = 0;</w:t>
+              <w:br/>
+              <w:t xml:space="preserve">    reg siod_prev = 1'b1;</w:t>
+              <w:br/>
+              <w:t xml:space="preserve">    reg sioc_prev = 1'b1;</w:t>
+              <w:br/>
+              <w:t xml:space="preserve">    reg start_seen = 0;</w:t>
+              <w:br/>
+              <w:br/>
+              <w:t xml:space="preserve">    always @(posedge clk) begin</w:t>
+              <w:br/>
+              <w:t xml:space="preserve">        // START = siod falls while sioc high</w:t>
+              <w:br/>
+              <w:t xml:space="preserve">        if (sioc &amp;&amp; siod_prev &amp;&amp; !siod) start_seen &lt;= 1'b1;</w:t>
+              <w:br/>
+              <w:t xml:space="preserve">        // STOP  = siod rises while sioc high, after a START</w:t>
+              <w:br/>
+              <w:t xml:space="preserve">        if (sioc &amp;&amp; !siod_prev &amp;&amp; siod &amp;&amp; start_seen) begin</w:t>
+              <w:br/>
+              <w:t xml:space="preserve">            stop_count = stop_count + 1;</w:t>
+              <w:br/>
+              <w:t xml:space="preserve">            start_seen &lt;= 1'b0;</w:t>
+              <w:br/>
+              <w:t xml:space="preserve">        end</w:t>
+              <w:br/>
+              <w:t xml:space="preserve">        siod_prev &lt;= siod;</w:t>
+              <w:br/>
+              <w:t xml:space="preserve">        sioc_prev &lt;= sioc;</w:t>
+              <w:br/>
+              <w:t xml:space="preserve">    end</w:t>
+              <w:br/>
+              <w:br/>
+              <w:t xml:space="preserve">    initial begin</w:t>
+              <w:br/>
+              <w:t xml:space="preserve">        $dumpfile("sim/320/sccb_config.vcd");</w:t>
+              <w:br/>
+              <w:t xml:space="preserve">        $dumpvars(0, tb_sccb_config);</w:t>
+              <w:br/>
+              <w:br/>
+              <w:t xml:space="preserve">        // Budget per register: i2c_clk period = 64 sys clk.</w:t>
+              <w:br/>
+              <w:t xml:space="preserve">        // ~100 i2c phases per transaction = 6400 sys cycles.</w:t>
+              <w:br/>
+              <w:t xml:space="preserve">        // reg_idx=1 waits 400 i2c_clk extra = 25600 sys cycles.</w:t>
+              <w:br/>
+              <w:t xml:space="preserve">        // 8 regs * 6400 + 25600 + margin = ~120000 sys cycles</w:t>
+              <w:br/>
+              <w:t xml:space="preserve">        begin : wait_done</w:t>
+              <w:br/>
+              <w:t xml:space="preserve">            integer t;</w:t>
+              <w:br/>
+              <w:t xml:space="preserve">            for (t = 0; t &lt; 300000; t = t + 1) begin</w:t>
+              <w:br/>
+              <w:t xml:space="preserve">                @(posedge clk);</w:t>
+              <w:br/>
+              <w:t xml:space="preserve">                if (stop_count &gt;= 8) disable wait_done;</w:t>
+              <w:br/>
+              <w:t xml:space="preserve">            end</w:t>
+              <w:br/>
+              <w:t xml:space="preserve">        end</w:t>
+              <w:br/>
+              <w:br/>
+              <w:t xml:space="preserve">        if (stop_count &lt; 8) begin</w:t>
+              <w:br/>
+              <w:t xml:space="preserve">            $display("FAIL: only %0d STOP conditions seen (expected 8)", stop_count);</w:t>
+              <w:br/>
+              <w:t xml:space="preserve">            $finish_and_return(1);</w:t>
+              <w:br/>
+              <w:t xml:space="preserve">        end</w:t>
+              <w:br/>
+              <w:br/>
+              <w:t xml:space="preserve">        $display("PASS: sccb_config sent %0d register writes (STOP conditions)", stop_count);</w:t>
+              <w:br/>
+              <w:t xml:space="preserve">        $finish;</w:t>
+              <w:br/>
+              <w:t xml:space="preserve">    end</w:t>
+              <w:br/>
+              <w:t>endmodule</w:t>
+              <w:br/>
+            </w:r>
+          </w:p>
+        </w:tc>
+      </w:tr>
+    </w:tbl>
+    <w:p>
+      <w:r>
+        <w:rPr>
+          <w:b/>
+          <w:i w:val="0"/>
+          <w:sz w:val="22"/>
+        </w:rPr>
+        <w:t>Simulation result (iverilog -g2012 + vvp):</w:t>
+      </w:r>
+    </w:p>
+    <w:tbl>
+      <w:tblPr>
+        <w:tblW w:type="auto" w:w="0"/>
+        <w:tblLayout w:type="fixed"/>
+        <w:tblLook w:firstColumn="1" w:firstRow="1" w:lastColumn="0" w:lastRow="0" w:noHBand="0" w:noVBand="1" w:val="04A0"/>
+      </w:tblPr>
+      <w:tblGrid>
+        <w:gridCol w:w="8640"/>
+      </w:tblGrid>
+      <w:tr>
+        <w:tc>
+          <w:tcPr>
+            <w:tcW w:type="dxa" w:w="8640"/>
+            <w:shd w:val="clear" w:color="auto" w:fill="F4F4F4"/>
+          </w:tcPr>
+          <w:p>
+            <w:pPr>
+              <w:spacing w:after="0" w:before="0"/>
+            </w:pPr>
+            <w:r/>
+            <w:r>
+              <w:rPr>
+                <w:rFonts w:ascii="Consolas" w:hAnsi="Consolas"/>
+                <w:sz w:val="16"/>
+                <w:rFonts w:ascii="Consolas" w:hAnsi="Consolas"/>
+              </w:rPr>
+              <w:t>PASS: sccb_config sent 8 register writes (STOP conditions)</w:t>
+            </w:r>
+          </w:p>
+        </w:tc>
+      </w:tr>
+    </w:tbl>
+    <w:p/>
+    <w:p>
+      <w:pPr>
+        <w:pStyle w:val="Heading2"/>
+      </w:pPr>
+      <w:r>
+        <w:rPr>
+          <w:color w:val="000000"/>
+        </w:rPr>
+        <w:t>Testbench : tb_frame_buffer_640x320</w:t>
+      </w:r>
+    </w:p>
+    <w:p>
+      <w:r>
+        <w:rPr>
+          <w:b/>
+          <w:i w:val="0"/>
+          <w:sz w:val="22"/>
+        </w:rPr>
+        <w:t>Module under test + what is verified:</w:t>
+      </w:r>
+    </w:p>
+    <w:p>
+      <w:r>
+        <w:rPr>
+          <w:b w:val="0"/>
+          <w:i w:val="0"/>
+          <w:sz w:val="22"/>
+        </w:rPr>
+        <w:t>Verifies the 320-path single-BRAM RGB444 frame buffer (sources_1/new/frame_buffer_640x320.v): 76,800 x 12-bit entries, dual-clock (same clock used here for simplicity). Writes known 12-bit values to 5 representative addresses and reads them back; also confirms the we=0 gate does not overwrite existing data.</w:t>
+      </w:r>
+    </w:p>
+    <w:p>
+      <w:r>
+        <w:rPr>
+          <w:b/>
+          <w:i w:val="0"/>
+          <w:sz w:val="22"/>
+        </w:rPr>
+        <w:t>Specific checks:</w:t>
+      </w:r>
+    </w:p>
+    <w:p>
+      <w:pPr>
+        <w:pStyle w:val="ListBullet"/>
+        <w:ind w:left="360"/>
+      </w:pPr>
+      <w:r>
+        <w:t>Write + read-back correct at addr 0 (12'hABC).</w:t>
+      </w:r>
+    </w:p>
+    <w:p>
+      <w:pPr>
+        <w:pStyle w:val="ListBullet"/>
+        <w:ind w:left="360"/>
+      </w:pPr>
+      <w:r>
+        <w:t>Write + read-back correct at addr 1 (12'h123).</w:t>
+      </w:r>
+    </w:p>
+    <w:p>
+      <w:pPr>
+        <w:pStyle w:val="ListBullet"/>
+        <w:ind w:left="360"/>
+      </w:pPr>
+      <w:r>
+        <w:t>Write + read-back correct at addr 319 - last pixel of row 0 (12'hFFF).</w:t>
+      </w:r>
+    </w:p>
+    <w:p>
+      <w:pPr>
+        <w:pStyle w:val="ListBullet"/>
+        <w:ind w:left="360"/>
+      </w:pPr>
+      <w:r>
+        <w:t>Write + read-back correct at addr 320 - first pixel of row 1 (12'hDEF).</w:t>
+      </w:r>
+    </w:p>
+    <w:p>
+      <w:pPr>
+        <w:pStyle w:val="ListBullet"/>
+        <w:ind w:left="360"/>
+      </w:pPr>
+      <w:r>
+        <w:t>Write + read-back correct at addr 76799 - last pixel in buffer (12'h555).</w:t>
+      </w:r>
+    </w:p>
+    <w:p>
+      <w:pPr>
+        <w:pStyle w:val="ListBullet"/>
+        <w:ind w:left="360"/>
+      </w:pPr>
+      <w:r>
+        <w:t>we=0 gate verified: addr 0 retains 12'hABC after a we=0 write attempt.</w:t>
+      </w:r>
+    </w:p>
+    <w:p>
+      <w:pPr>
+        <w:pStyle w:val="ListBullet"/>
+        <w:ind w:left="360"/>
+      </w:pPr>
+      <w:r>
+        <w:t>1-cycle synchronous read latency respected in all checks.</w:t>
+      </w:r>
+    </w:p>
+    <w:p>
+      <w:r>
+        <w:rPr>
+          <w:b/>
+          <w:i w:val="0"/>
+          <w:sz w:val="22"/>
+        </w:rPr>
+        <w:t>Testbench source:</w:t>
+      </w:r>
+    </w:p>
+    <w:tbl>
+      <w:tblPr>
+        <w:tblW w:type="auto" w:w="0"/>
+        <w:tblLayout w:type="fixed"/>
+        <w:tblLook w:firstColumn="1" w:firstRow="1" w:lastColumn="0" w:lastRow="0" w:noHBand="0" w:noVBand="1" w:val="04A0"/>
+      </w:tblPr>
+      <w:tblGrid>
+        <w:gridCol w:w="8640"/>
+      </w:tblGrid>
+      <w:tr>
+        <w:tc>
+          <w:tcPr>
+            <w:tcW w:type="dxa" w:w="8640"/>
+            <w:shd w:val="clear" w:color="auto" w:fill="F4F4F4"/>
+          </w:tcPr>
+          <w:p>
+            <w:pPr>
+              <w:spacing w:after="0" w:before="0"/>
+            </w:pPr>
+            <w:r/>
+            <w:r>
+              <w:rPr>
+                <w:rFonts w:ascii="Consolas" w:hAnsi="Consolas"/>
+                <w:sz w:val="16"/>
+                <w:rFonts w:ascii="Consolas" w:hAnsi="Consolas"/>
+              </w:rPr>
+              <w:t>`timescale 1ns/1ps</w:t>
+              <w:br/>
+              <w:t>// Verifies frame_buffer_640x320 (320-path RGB444 BRAM):</w:t>
+              <w:br/>
+              <w:t>//   - 76,800 entries x 12 bits (one 12-bit RGB444 per pixel)</w:t>
+              <w:br/>
+              <w:t>//   - Dual-clock: write @ clk_w, read @ clk_r (same clock used here)</w:t>
+              <w:br/>
+              <w:t>//   - 1-cycle synchronous read latency</w:t>
+              <w:br/>
+              <w:t>//   - we gate: no write when we=0</w:t>
+              <w:br/>
+              <w:t>module tb_frame_buffer_640x320;</w:t>
+              <w:br/>
+              <w:t xml:space="preserve">    reg         clk  = 0;</w:t>
+              <w:br/>
+              <w:t xml:space="preserve">    reg         we   = 0;</w:t>
+              <w:br/>
+              <w:t xml:space="preserve">    reg  [16:0] addr_w = 0;</w:t>
+              <w:br/>
+              <w:t xml:space="preserve">    reg  [11:0] din    = 0;</w:t>
+              <w:br/>
+              <w:t xml:space="preserve">    reg  [16:0] addr_r = 0;</w:t>
+              <w:br/>
+              <w:t xml:space="preserve">    wire [11:0] dout;</w:t>
+              <w:br/>
+              <w:br/>
+              <w:t xml:space="preserve">    always #5 clk = ~clk;   // 100 MHz (both ports same clock)</w:t>
+              <w:br/>
+              <w:br/>
+              <w:t xml:space="preserve">    frame_buffer_640x320 dut (</w:t>
+              <w:br/>
+              <w:t xml:space="preserve">        .clk_w(clk), .we(we), .addr_w(addr_w), .din(din),</w:t>
+              <w:br/>
+              <w:t xml:space="preserve">        .clk_r(clk), .addr_r(addr_r), .dout(dout)</w:t>
+              <w:br/>
+              <w:t xml:space="preserve">    );</w:t>
+              <w:br/>
+              <w:br/>
+              <w:t xml:space="preserve">    integer errors = 0;</w:t>
+              <w:br/>
+              <w:br/>
+              <w:t xml:space="preserve">    task write_px;</w:t>
+              <w:br/>
+              <w:t xml:space="preserve">        input [16:0] a;</w:t>
+              <w:br/>
+              <w:t xml:space="preserve">        input [11:0] d;</w:t>
+              <w:br/>
+              <w:t xml:space="preserve">        begin</w:t>
+              <w:br/>
+              <w:t xml:space="preserve">            @(negedge clk);</w:t>
+              <w:br/>
+              <w:t xml:space="preserve">            addr_w = a; din = d; we = 1'b1;</w:t>
+              <w:br/>
+              <w:t xml:space="preserve">            @(posedge clk);</w:t>
+              <w:br/>
+              <w:t xml:space="preserve">            @(negedge clk);</w:t>
+              <w:br/>
+              <w:t xml:space="preserve">            we = 1'b0;</w:t>
+              <w:br/>
+              <w:t xml:space="preserve">        end</w:t>
+              <w:br/>
+              <w:t xml:space="preserve">    endtask</w:t>
+              <w:br/>
+              <w:br/>
+              <w:t xml:space="preserve">    task check_px;</w:t>
+              <w:br/>
+              <w:t xml:space="preserve">        input [16:0] a;</w:t>
+              <w:br/>
+              <w:t xml:space="preserve">        input [11:0] exp;</w:t>
+              <w:br/>
+              <w:t xml:space="preserve">        begin</w:t>
+              <w:br/>
+              <w:t xml:space="preserve">            @(negedge clk);</w:t>
+              <w:br/>
+              <w:t xml:space="preserve">            addr_r = a;</w:t>
+              <w:br/>
+              <w:t xml:space="preserve">            @(posedge clk);      // BRAM 1-cycle latency</w:t>
+              <w:br/>
+              <w:t xml:space="preserve">            @(negedge clk);</w:t>
+              <w:br/>
+              <w:t xml:space="preserve">            if (dout !== exp) begin</w:t>
+              <w:br/>
+              <w:t xml:space="preserve">                $display("FAIL: addr=%0d got=%h exp=%h", a, dout, exp);</w:t>
+              <w:br/>
+              <w:t xml:space="preserve">                errors = errors + 1;</w:t>
+              <w:br/>
+              <w:t xml:space="preserve">            end</w:t>
+              <w:br/>
+              <w:t xml:space="preserve">        end</w:t>
+              <w:br/>
+              <w:t xml:space="preserve">    endtask</w:t>
+              <w:br/>
+              <w:br/>
+              <w:t xml:space="preserve">    initial begin</w:t>
+              <w:br/>
+              <w:t xml:space="preserve">        $dumpfile("sim/320/frame_buffer_320.vcd");</w:t>
+              <w:br/>
+              <w:t xml:space="preserve">        $dumpvars(0, tb_frame_buffer_640x320);</w:t>
+              <w:br/>
+              <w:br/>
+              <w:t xml:space="preserve">        // Write several addresses</w:t>
+              <w:br/>
+              <w:t xml:space="preserve">        write_px(17'd0,     12'hABC);</w:t>
+              <w:br/>
+              <w:t xml:space="preserve">        write_px(17'd1,     12'h123);</w:t>
+              <w:br/>
+              <w:t xml:space="preserve">        write_px(17'd319,   12'hFFF);   // last pixel of row 0</w:t>
+              <w:br/>
+              <w:t xml:space="preserve">        write_px(17'd320,   12'hDEF);   // first pixel of row 1</w:t>
+              <w:br/>
+              <w:t xml:space="preserve">        write_px(17'd76799, 12'h555);   // last pixel in buffer</w:t>
+              <w:br/>
+              <w:br/>
+              <w:t xml:space="preserve">        // Read back and verify</w:t>
+              <w:br/>
+              <w:t xml:space="preserve">        check_px(17'd0,     12'hABC);</w:t>
+              <w:br/>
+              <w:t xml:space="preserve">        check_px(17'd1,     12'h123);</w:t>
+              <w:br/>
+              <w:t xml:space="preserve">        check_px(17'd319,   12'hFFF);</w:t>
+              <w:br/>
+              <w:t xml:space="preserve">        check_px(17'd320,   12'hDEF);</w:t>
+              <w:br/>
+              <w:t xml:space="preserve">        check_px(17'd76799, 12'h555);</w:t>
+              <w:br/>
+              <w:br/>
+              <w:t xml:space="preserve">        // Verify we=0 does not overwrite</w:t>
+              <w:br/>
+              <w:t xml:space="preserve">        @(negedge clk); addr_w = 0; din = 12'hXXX; we = 1'b0;</w:t>
+              <w:br/>
+              <w:t xml:space="preserve">        @(posedge clk);</w:t>
+              <w:br/>
+              <w:t xml:space="preserve">        check_px(17'd0, 12'hABC);   // must still be ABC</w:t>
+              <w:br/>
+              <w:br/>
+              <w:t xml:space="preserve">        if (errors == 0) $display("PASS: frame_buffer_640x320 R/W + we-gate OK");</w:t>
+              <w:br/>
+              <w:t xml:space="preserve">        else begin</w:t>
+              <w:br/>
+              <w:t xml:space="preserve">            $display("FAIL: %0d errors", errors);</w:t>
+              <w:br/>
+              <w:t xml:space="preserve">            $finish_and_return(1);</w:t>
+              <w:br/>
+              <w:t xml:space="preserve">        end</w:t>
+              <w:br/>
+              <w:t xml:space="preserve">        $finish;</w:t>
+              <w:br/>
+              <w:t xml:space="preserve">    end</w:t>
+              <w:br/>
+              <w:t>endmodule</w:t>
+              <w:br/>
+            </w:r>
+          </w:p>
+        </w:tc>
+      </w:tr>
+    </w:tbl>
+    <w:p>
+      <w:r>
+        <w:rPr>
+          <w:b/>
+          <w:i w:val="0"/>
+          <w:sz w:val="22"/>
+        </w:rPr>
+        <w:t>Simulation result (iverilog -g2012 + vvp):</w:t>
+      </w:r>
+    </w:p>
+    <w:tbl>
+      <w:tblPr>
+        <w:tblW w:type="auto" w:w="0"/>
+        <w:tblLayout w:type="fixed"/>
+        <w:tblLook w:firstColumn="1" w:firstRow="1" w:lastColumn="0" w:lastRow="0" w:noHBand="0" w:noVBand="1" w:val="04A0"/>
+      </w:tblPr>
+      <w:tblGrid>
+        <w:gridCol w:w="8640"/>
+      </w:tblGrid>
+      <w:tr>
+        <w:tc>
+          <w:tcPr>
+            <w:tcW w:type="dxa" w:w="8640"/>
+            <w:shd w:val="clear" w:color="auto" w:fill="F4F4F4"/>
+          </w:tcPr>
+          <w:p>
+            <w:pPr>
+              <w:spacing w:after="0" w:before="0"/>
+            </w:pPr>
+            <w:r/>
+            <w:r>
+              <w:rPr>
+                <w:rFonts w:ascii="Consolas" w:hAnsi="Consolas"/>
+                <w:sz w:val="16"/>
+                <w:rFonts w:ascii="Consolas" w:hAnsi="Consolas"/>
+              </w:rPr>
+              <w:t>PASS: frame_buffer_640x320 R/W + we-gate OK</w:t>
             </w:r>
           </w:p>
         </w:tc>
